--- a/app/document_templates/ficha_epi.docx
+++ b/app/document_templates/ficha_epi.docx
@@ -158,7 +158,6 @@
                 <w:b/>
                 <w:w w:val="90"/>
                 <w:sz w:val="20"/>
-                <w:highlight w:val="cyan"/>
               </w:rPr>
               <w:t>{{ razao_social }} – CNPJ: {{ cnpj }}</w:t>
             </w:r>
@@ -239,7 +238,6 @@
                 <w:b/>
                 <w:spacing w:val="-3"/>
                 <w:sz w:val="20"/>
-                <w:highlight w:val="yellow"/>
               </w:rPr>
               <w:t>{{ nome_funcionario }}</w:t>
             </w:r>
@@ -302,7 +300,6 @@
               <w:rPr>
                 <w:b/>
                 <w:sz w:val="20"/>
-                <w:highlight w:val="yellow"/>
               </w:rPr>
               <w:t>{{ funcao }}</w:t>
             </w:r>
@@ -344,7 +341,6 @@
                 <w:b/>
                 <w:w w:val="85"/>
                 <w:sz w:val="20"/>
-                <w:highlight w:val="yellow"/>
               </w:rPr>
               <w:t>{{ data_admissao }}</w:t>
             </w:r>
@@ -353,7 +349,6 @@
                 <w:b/>
                 <w:w w:val="85"/>
                 <w:sz w:val="20"/>
-                <w:highlight w:val="yellow"/>
               </w:rPr>
             </w:r>
             <w:r>
@@ -361,7 +356,6 @@
                 <w:b/>
                 <w:w w:val="85"/>
                 <w:sz w:val="20"/>
-                <w:highlight w:val="yellow"/>
               </w:rPr>
             </w:r>
             <w:r>
@@ -369,7 +363,6 @@
                 <w:b/>
                 <w:w w:val="85"/>
                 <w:sz w:val="20"/>
-                <w:highlight w:val="yellow"/>
               </w:rPr>
             </w:r>
             <w:r>
@@ -377,7 +370,6 @@
                 <w:b/>
                 <w:w w:val="85"/>
                 <w:sz w:val="20"/>
-                <w:highlight w:val="yellow"/>
               </w:rPr>
             </w:r>
             <w:r>
@@ -385,7 +377,6 @@
                 <w:b/>
                 <w:w w:val="85"/>
                 <w:sz w:val="20"/>
-                <w:highlight w:val="yellow"/>
               </w:rPr>
             </w:r>
           </w:p>
@@ -1682,7 +1673,6 @@
           <w:b/>
           <w:spacing w:val="-2"/>
           <w:sz w:val="24"/>
-          <w:highlight w:val="yellow"/>
           <w:u w:val="single"/>
         </w:rPr>
         <w:t>{{ data_admissao }}</w:t>
@@ -1692,7 +1682,6 @@
           <w:b/>
           <w:spacing w:val="-2"/>
           <w:sz w:val="24"/>
-          <w:highlight w:val="yellow"/>
           <w:u w:val="single"/>
         </w:rPr>
       </w:r>
@@ -1701,7 +1690,6 @@
           <w:b/>
           <w:spacing w:val="-2"/>
           <w:sz w:val="24"/>
-          <w:highlight w:val="yellow"/>
           <w:u w:val="single"/>
         </w:rPr>
       </w:r>
@@ -1710,7 +1698,6 @@
           <w:b/>
           <w:spacing w:val="-2"/>
           <w:sz w:val="24"/>
-          <w:highlight w:val="yellow"/>
           <w:u w:val="single"/>
         </w:rPr>
       </w:r>
@@ -1719,7 +1706,6 @@
           <w:b/>
           <w:spacing w:val="-2"/>
           <w:sz w:val="24"/>
-          <w:highlight w:val="yellow"/>
           <w:u w:val="single"/>
         </w:rPr>
       </w:r>
@@ -1728,7 +1714,6 @@
           <w:b/>
           <w:spacing w:val="-2"/>
           <w:sz w:val="24"/>
-          <w:highlight w:val="yellow"/>
           <w:u w:val="single"/>
         </w:rPr>
       </w:r>
@@ -2279,14 +2264,12 @@
               <w:rPr>
                 <w:rFonts w:ascii="Verdana"/>
                 <w:sz w:val="20"/>
-                <w:highlight w:val="yellow"/>
               </w:rPr>
             </w:pPr>
             <w:r>
               <w:rPr>
                 <w:rFonts w:ascii="Verdana"/>
                 <w:sz w:val="20"/>
-                <w:highlight w:val="yellow"/>
               </w:rPr>
             </w:r>
           </w:p>
@@ -2492,14 +2475,12 @@
               <w:rPr>
                 <w:rFonts w:ascii="Verdana"/>
                 <w:sz w:val="20"/>
-                <w:highlight w:val="yellow"/>
               </w:rPr>
             </w:pPr>
             <w:r>
               <w:rPr>
                 <w:rFonts w:ascii="Verdana"/>
                 <w:sz w:val="20"/>
-                <w:highlight w:val="yellow"/>
               </w:rPr>
               <w:t>{{ epi.data_entrega }}</w:t>
             </w:r>
@@ -2693,14 +2674,12 @@
               <w:rPr>
                 <w:rFonts w:ascii="Verdana"/>
                 <w:sz w:val="20"/>
-                <w:highlight w:val="yellow"/>
               </w:rPr>
             </w:pPr>
             <w:r>
               <w:rPr>
                 <w:rFonts w:ascii="Verdana"/>
                 <w:sz w:val="20"/>
-                <w:highlight w:val="yellow"/>
               </w:rPr>
             </w:r>
           </w:p>
